--- a/now/briefs/designerpakket-2026-10-12/BLITS_05_Producten_en_verpakking.docx
+++ b/now/briefs/designerpakket-2026-10-12/BLITS_05_Producten_en_verpakking.docx
@@ -77,7 +77,7 @@
         <w:t xml:space="preserve"> </w:t>
       </w:r>
       <w:r>
-        <w:t xml:space="preserve">12</w:t>
+        <w:t xml:space="preserve">14</w:t>
       </w:r>
       <w:r>
         <w:t xml:space="preserve"> </w:t>
@@ -778,7 +778,7 @@
         <w:t xml:space="preserve"> </w:t>
       </w:r>
       <w:r>
-        <w:t xml:space="preserve">op bestaande, functioneel goede producten, geen duur herontwerp. Dat past bij</w:t>
+        <w:t xml:space="preserve">op bestaande, functioneel goede producten, geen duur herontwerp. Elke zwarte oppervlakte (frame, padding) wordt Night Pitch Green: dezelfde rol die zwart al had, nu in de merkkleur. Dat past bij</w:t>
       </w:r>
       <w:r>
         <w:t xml:space="preserve"> </w:t>
@@ -801,7 +801,7 @@
         <w:pStyle w:val="BlockText"/>
       </w:pPr>
       <w:r>
-        <w:t xml:space="preserve">Dit voorstel is bijgewerkt op het nieuwe palet (Night Pitch Green in plaats van olijfgroen) maar nog</w:t>
+        <w:t xml:space="preserve">Bijgewerkt op 14 oktober 2026 op het nieuwe palet (Night Pitch Green, Basketball Red, Soccer Green). De eerdere versie stond op het oude palet. Er zijn ook nieuwe prompts voor Nano Banana (beeldbewerking) in de kennisbank. De uitkomst is nog</w:t>
       </w:r>
       <w:r>
         <w:t xml:space="preserve"> </w:t>
@@ -814,7 +814,10 @@
         <w:t xml:space="preserve">niet visueel gecheckt</w:t>
       </w:r>
       <w:r>
-        <w:t xml:space="preserve">. De eerdere versie met Nano Banana-prompts gebruikte het oude palet en moet opnieuw worden gecheckt voordat er iets wordt geproduceerd.</w:t>
+        <w:t xml:space="preserve"> </w:t>
+      </w:r>
+      <w:r>
+        <w:t xml:space="preserve">door Bart; er wordt niets geproduceerd voordat hij dat gedaan heeft.</w:t>
       </w:r>
     </w:p>
     <w:p>
@@ -828,11 +831,41 @@
         </w:rPr>
         <w:t xml:space="preserve">Voetbaldoel.</w:t>
       </w:r>
-      <w:r>
-        <w:t xml:space="preserve"> </w:t>
-      </w:r>
-      <w:r>
-        <w:t xml:space="preserve">Frame en hoekpadding van zwart naar Night Pitch Green. De tekst op de bovenbalk van</w:t>
+    </w:p>
+    <w:p>
+      <w:pPr>
+        <w:numPr>
+          <w:ilvl w:val="0"/>
+          <w:numId w:val="1002"/>
+        </w:numPr>
+        <w:pStyle w:val="Compact"/>
+      </w:pPr>
+      <w:r>
+        <w:t xml:space="preserve">Frame en hoekpadding: van zwart naar Night Pitch Green</w:t>
+      </w:r>
+      <w:r>
+        <w:t xml:space="preserve"> </w:t>
+      </w:r>
+      <w:r>
+        <w:rPr>
+          <w:rStyle w:val="VerbatimChar"/>
+        </w:rPr>
+        <w:t xml:space="preserve">#06150E</w:t>
+      </w:r>
+      <w:r>
+        <w:t xml:space="preserve">.</w:t>
+      </w:r>
+    </w:p>
+    <w:p>
+      <w:pPr>
+        <w:numPr>
+          <w:ilvl w:val="0"/>
+          <w:numId w:val="1002"/>
+        </w:numPr>
+        <w:pStyle w:val="Compact"/>
+      </w:pPr>
+      <w:r>
+        <w:t xml:space="preserve">De tekst op de bovenbalk: van</w:t>
       </w:r>
       <w:r>
         <w:t xml:space="preserve"> </w:t>
@@ -868,12 +901,72 @@
         <w:t xml:space="preserve"> </w:t>
       </w:r>
       <w:r>
-        <w:t xml:space="preserve">in TT Autonomous. Een dun rood lijntje (Basketball Red) langs de bovenrand van de balkpadding: de Golden Goal-bies. Het schildlogo-patchje in het net krijgt de nieuwe kleuren.</w:t>
-      </w:r>
-    </w:p>
-    <w:p>
-      <w:pPr>
-        <w:pStyle w:val="BodyText"/>
+        <w:t xml:space="preserve">in TT Autonomous Bold Italic, hoofdletters, wit, gecentreerd.</w:t>
+      </w:r>
+    </w:p>
+    <w:p>
+      <w:pPr>
+        <w:numPr>
+          <w:ilvl w:val="0"/>
+          <w:numId w:val="1002"/>
+        </w:numPr>
+        <w:pStyle w:val="Compact"/>
+      </w:pPr>
+      <w:r>
+        <w:t xml:space="preserve">Nieuw: een dunne Basketball Red-bies (</w:t>
+      </w:r>
+      <w:r>
+        <w:rPr>
+          <w:rStyle w:val="VerbatimChar"/>
+        </w:rPr>
+        <w:t xml:space="preserve">#D74A23</w:t>
+      </w:r>
+      <w:r>
+        <w:t xml:space="preserve">) langs de bovenrand van de balkpadding. Dit is het Golden Goal-merkteken, hier voor het eerst concreet toegepast.</w:t>
+      </w:r>
+    </w:p>
+    <w:p>
+      <w:pPr>
+        <w:numPr>
+          <w:ilvl w:val="0"/>
+          <w:numId w:val="1002"/>
+        </w:numPr>
+        <w:pStyle w:val="Compact"/>
+      </w:pPr>
+      <w:r>
+        <w:t xml:space="preserve">Het vierkante schild-patchje midden in het net: Night Pitch Green als achtergrond, met schild en</w:t>
+      </w:r>
+      <w:r>
+        <w:t xml:space="preserve"> </w:t>
+      </w:r>
+      <w:r>
+        <w:t xml:space="preserve">“</w:t>
+      </w:r>
+      <w:r>
+        <w:t xml:space="preserve">BLITS</w:t>
+      </w:r>
+      <w:r>
+        <w:t xml:space="preserve">”</w:t>
+      </w:r>
+      <w:r>
+        <w:t xml:space="preserve"> </w:t>
+      </w:r>
+      <w:r>
+        <w:t xml:space="preserve">in Soccer Green (</w:t>
+      </w:r>
+      <w:r>
+        <w:rPr>
+          <w:rStyle w:val="VerbatimChar"/>
+        </w:rPr>
+        <w:t xml:space="preserve">#09CD66</w:t>
+      </w:r>
+      <w:r>
+        <w:t xml:space="preserve">). Dit is in feite het BLITS-schildplaatje dat al bestaat; het hoeft alleen herkleurd te worden.</w:t>
+      </w:r>
+    </w:p>
+    <w:p>
+      <w:pPr>
+        <w:pStyle w:val="FirstParagraph"/>
       </w:pPr>
       <w:r>
         <w:rPr>
@@ -882,11 +975,29 @@
         </w:rPr>
         <w:t xml:space="preserve">Trampoline.</w:t>
       </w:r>
-      <w:r>
-        <w:t xml:space="preserve"> </w:t>
-      </w:r>
-      <w:r>
-        <w:t xml:space="preserve">Padding van zwart naar Night Pitch Green. De wordmark (schild en</w:t>
+    </w:p>
+    <w:p>
+      <w:pPr>
+        <w:numPr>
+          <w:ilvl w:val="0"/>
+          <w:numId w:val="1003"/>
+        </w:numPr>
+        <w:pStyle w:val="Compact"/>
+      </w:pPr>
+      <w:r>
+        <w:t xml:space="preserve">Padding: van zwart naar Night Pitch Green.</w:t>
+      </w:r>
+    </w:p>
+    <w:p>
+      <w:pPr>
+        <w:numPr>
+          <w:ilvl w:val="0"/>
+          <w:numId w:val="1003"/>
+        </w:numPr>
+        <w:pStyle w:val="Compact"/>
+      </w:pPr>
+      <w:r>
+        <w:t xml:space="preserve">De wordmark bovenop (schild en</w:t>
       </w:r>
       <w:r>
         <w:t xml:space="preserve"> </w:t>
@@ -901,7 +1012,19 @@
         <w:t xml:space="preserve">”</w:t>
       </w:r>
       <w:r>
-        <w:t xml:space="preserve">) bovenop in een contrastkleur. De voorkanttekst naar</w:t>
+        <w:t xml:space="preserve">): van wit naar Soccer Green op Night Pitch Green.</w:t>
+      </w:r>
+    </w:p>
+    <w:p>
+      <w:pPr>
+        <w:numPr>
+          <w:ilvl w:val="0"/>
+          <w:numId w:val="1003"/>
+        </w:numPr>
+        <w:pStyle w:val="Compact"/>
+      </w:pPr>
+      <w:r>
+        <w:t xml:space="preserve">De voorkanttekst van</w:t>
       </w:r>
       <w:r>
         <w:t xml:space="preserve"> </w:t>
@@ -910,18 +1033,63 @@
         <w:t xml:space="preserve">“</w:t>
       </w:r>
       <w:r>
+        <w:t xml:space="preserve">PLAY MORE</w:t>
+      </w:r>
+      <w:r>
+        <w:t xml:space="preserve">”</w:t>
+      </w:r>
+      <w:r>
+        <w:t xml:space="preserve"> </w:t>
+      </w:r>
+      <w:r>
+        <w:t xml:space="preserve">naar</w:t>
+      </w:r>
+      <w:r>
+        <w:t xml:space="preserve"> </w:t>
+      </w:r>
+      <w:r>
+        <w:t xml:space="preserve">“</w:t>
+      </w:r>
+      <w:r>
         <w:t xml:space="preserve">OUTSIDE WINS.</w:t>
       </w:r>
       <w:r>
         <w:t xml:space="preserve">”</w:t>
       </w:r>
       <w:r>
-        <w:t xml:space="preserve">. Dezelfde rode bies langs de naad van de padding. De springmat blijft zwart (functioneel materiaal).</w:t>
-      </w:r>
-    </w:p>
-    <w:p>
-      <w:pPr>
-        <w:pStyle w:val="BodyText"/>
+        <w:t xml:space="preserve"> </w:t>
+      </w:r>
+      <w:r>
+        <w:t xml:space="preserve">in TT Autonomous Bold Italic, hoofdletters, wit.</w:t>
+      </w:r>
+    </w:p>
+    <w:p>
+      <w:pPr>
+        <w:numPr>
+          <w:ilvl w:val="0"/>
+          <w:numId w:val="1003"/>
+        </w:numPr>
+        <w:pStyle w:val="Compact"/>
+      </w:pPr>
+      <w:r>
+        <w:t xml:space="preserve">Dezelfde Basketball Red-bies langs de naad van de padding.</w:t>
+      </w:r>
+    </w:p>
+    <w:p>
+      <w:pPr>
+        <w:numPr>
+          <w:ilvl w:val="0"/>
+          <w:numId w:val="1003"/>
+        </w:numPr>
+        <w:pStyle w:val="Compact"/>
+      </w:pPr>
+      <w:r>
+        <w:t xml:space="preserve">De springmat blijft zwart (functioneel materiaal).</w:t>
+      </w:r>
+    </w:p>
+    <w:p>
+      <w:pPr>
+        <w:pStyle w:val="FirstParagraph"/>
       </w:pPr>
       <w:r>
         <w:rPr>
@@ -930,11 +1098,29 @@
         </w:rPr>
         <w:t xml:space="preserve">Rebounder.</w:t>
       </w:r>
-      <w:r>
-        <w:t xml:space="preserve"> </w:t>
-      </w:r>
-      <w:r>
-        <w:t xml:space="preserve">Padding van zwart naar Night Pitch Green,</w:t>
+    </w:p>
+    <w:p>
+      <w:pPr>
+        <w:numPr>
+          <w:ilvl w:val="0"/>
+          <w:numId w:val="1004"/>
+        </w:numPr>
+        <w:pStyle w:val="Compact"/>
+      </w:pPr>
+      <w:r>
+        <w:t xml:space="preserve">Padding van het frame: van zwart naar Night Pitch Green.</w:t>
+      </w:r>
+    </w:p>
+    <w:p>
+      <w:pPr>
+        <w:numPr>
+          <w:ilvl w:val="0"/>
+          <w:numId w:val="1004"/>
+        </w:numPr>
+        <w:pStyle w:val="Compact"/>
+      </w:pPr>
+      <w:r>
+        <w:t xml:space="preserve">Bovenrand:</w:t>
       </w:r>
       <w:r>
         <w:t xml:space="preserve"> </w:t>
@@ -952,12 +1138,36 @@
         <w:t xml:space="preserve"> </w:t>
       </w:r>
       <w:r>
-        <w:t xml:space="preserve">op de bovenrand, dezelfde rode bies. Net en metalen onderstel blijven zwart.</w:t>
-      </w:r>
-    </w:p>
-    <w:p>
-      <w:pPr>
-        <w:pStyle w:val="BodyText"/>
+        <w:t xml:space="preserve">in TT Autonomous Bold Italic, hoofdletters, wit.</w:t>
+      </w:r>
+    </w:p>
+    <w:p>
+      <w:pPr>
+        <w:numPr>
+          <w:ilvl w:val="0"/>
+          <w:numId w:val="1004"/>
+        </w:numPr>
+        <w:pStyle w:val="Compact"/>
+      </w:pPr>
+      <w:r>
+        <w:t xml:space="preserve">Dezelfde Basketball Red-bies langs de bovenrand.</w:t>
+      </w:r>
+    </w:p>
+    <w:p>
+      <w:pPr>
+        <w:numPr>
+          <w:ilvl w:val="0"/>
+          <w:numId w:val="1004"/>
+        </w:numPr>
+        <w:pStyle w:val="Compact"/>
+      </w:pPr>
+      <w:r>
+        <w:t xml:space="preserve">Net en metalen onderstel blijven zwart.</w:t>
+      </w:r>
+    </w:p>
+    <w:p>
+      <w:pPr>
+        <w:pStyle w:val="FirstParagraph"/>
       </w:pPr>
       <w:r>
         <w:t xml:space="preserve">Eén visueel signaal (de rode bies) over alle producten, niet per product iets nieuws bedenken.</w:t>
@@ -985,7 +1195,7 @@
       <w:pPr>
         <w:numPr>
           <w:ilvl w:val="0"/>
-          <w:numId w:val="1002"/>
+          <w:numId w:val="1005"/>
         </w:numPr>
         <w:pStyle w:val="Compact"/>
       </w:pPr>
@@ -1025,7 +1235,7 @@
       <w:pPr>
         <w:numPr>
           <w:ilvl w:val="0"/>
-          <w:numId w:val="1002"/>
+          <w:numId w:val="1005"/>
         </w:numPr>
         <w:pStyle w:val="Compact"/>
       </w:pPr>
@@ -1063,7 +1273,7 @@
       <w:pPr>
         <w:numPr>
           <w:ilvl w:val="0"/>
-          <w:numId w:val="1002"/>
+          <w:numId w:val="1005"/>
         </w:numPr>
         <w:pStyle w:val="Compact"/>
       </w:pPr>
@@ -1085,7 +1295,7 @@
       <w:pPr>
         <w:numPr>
           <w:ilvl w:val="0"/>
-          <w:numId w:val="1002"/>
+          <w:numId w:val="1005"/>
         </w:numPr>
         <w:pStyle w:val="Compact"/>
       </w:pPr>
@@ -1107,7 +1317,7 @@
       <w:pPr>
         <w:numPr>
           <w:ilvl w:val="0"/>
-          <w:numId w:val="1002"/>
+          <w:numId w:val="1005"/>
         </w:numPr>
         <w:pStyle w:val="Compact"/>
       </w:pPr>
@@ -1147,7 +1357,7 @@
       <w:pPr>
         <w:numPr>
           <w:ilvl w:val="0"/>
-          <w:numId w:val="1003"/>
+          <w:numId w:val="1006"/>
         </w:numPr>
         <w:pStyle w:val="Compact"/>
       </w:pPr>
@@ -1169,7 +1379,7 @@
       <w:pPr>
         <w:numPr>
           <w:ilvl w:val="0"/>
-          <w:numId w:val="1003"/>
+          <w:numId w:val="1006"/>
         </w:numPr>
         <w:pStyle w:val="Compact"/>
       </w:pPr>
@@ -1191,7 +1401,7 @@
       <w:pPr>
         <w:numPr>
           <w:ilvl w:val="0"/>
-          <w:numId w:val="1003"/>
+          <w:numId w:val="1006"/>
         </w:numPr>
         <w:pStyle w:val="Compact"/>
       </w:pPr>
@@ -1276,7 +1486,7 @@
       <w:pPr>
         <w:numPr>
           <w:ilvl w:val="0"/>
-          <w:numId w:val="1004"/>
+          <w:numId w:val="1007"/>
         </w:numPr>
         <w:pStyle w:val="Compact"/>
       </w:pPr>
@@ -1298,7 +1508,7 @@
       <w:pPr>
         <w:numPr>
           <w:ilvl w:val="0"/>
-          <w:numId w:val="1004"/>
+          <w:numId w:val="1007"/>
         </w:numPr>
         <w:pStyle w:val="Compact"/>
       </w:pPr>
@@ -1320,7 +1530,7 @@
       <w:pPr>
         <w:numPr>
           <w:ilvl w:val="0"/>
-          <w:numId w:val="1004"/>
+          <w:numId w:val="1007"/>
         </w:numPr>
         <w:pStyle w:val="Compact"/>
       </w:pPr>
@@ -1342,7 +1552,7 @@
       <w:pPr>
         <w:numPr>
           <w:ilvl w:val="0"/>
-          <w:numId w:val="1004"/>
+          <w:numId w:val="1007"/>
         </w:numPr>
         <w:pStyle w:val="Compact"/>
       </w:pPr>
@@ -1374,7 +1584,7 @@
       <w:pPr>
         <w:numPr>
           <w:ilvl w:val="0"/>
-          <w:numId w:val="1005"/>
+          <w:numId w:val="1008"/>
         </w:numPr>
         <w:pStyle w:val="Compact"/>
       </w:pPr>
@@ -1386,7 +1596,7 @@
       <w:pPr>
         <w:numPr>
           <w:ilvl w:val="0"/>
-          <w:numId w:val="1005"/>
+          <w:numId w:val="1008"/>
         </w:numPr>
         <w:pStyle w:val="Compact"/>
       </w:pPr>
@@ -1398,7 +1608,7 @@
       <w:pPr>
         <w:numPr>
           <w:ilvl w:val="0"/>
-          <w:numId w:val="1005"/>
+          <w:numId w:val="1008"/>
         </w:numPr>
         <w:pStyle w:val="Compact"/>
       </w:pPr>
@@ -1410,7 +1620,7 @@
       <w:pPr>
         <w:numPr>
           <w:ilvl w:val="0"/>
-          <w:numId w:val="1005"/>
+          <w:numId w:val="1008"/>
         </w:numPr>
         <w:pStyle w:val="Compact"/>
       </w:pPr>
@@ -1459,7 +1669,7 @@
       <w:pPr>
         <w:numPr>
           <w:ilvl w:val="0"/>
-          <w:numId w:val="1006"/>
+          <w:numId w:val="1009"/>
         </w:numPr>
         <w:pStyle w:val="Compact"/>
       </w:pPr>
@@ -1481,7 +1691,7 @@
       <w:pPr>
         <w:numPr>
           <w:ilvl w:val="0"/>
-          <w:numId w:val="1006"/>
+          <w:numId w:val="1009"/>
         </w:numPr>
         <w:pStyle w:val="Compact"/>
       </w:pPr>
@@ -1521,7 +1731,7 @@
       <w:pPr>
         <w:numPr>
           <w:ilvl w:val="0"/>
-          <w:numId w:val="1007"/>
+          <w:numId w:val="1010"/>
         </w:numPr>
         <w:pStyle w:val="Compact"/>
       </w:pPr>
@@ -1543,7 +1753,7 @@
       <w:pPr>
         <w:numPr>
           <w:ilvl w:val="0"/>
-          <w:numId w:val="1007"/>
+          <w:numId w:val="1010"/>
         </w:numPr>
         <w:pStyle w:val="Compact"/>
       </w:pPr>
@@ -1578,7 +1788,7 @@
       <w:pPr>
         <w:numPr>
           <w:ilvl w:val="0"/>
-          <w:numId w:val="1007"/>
+          <w:numId w:val="1010"/>
         </w:numPr>
         <w:pStyle w:val="Compact"/>
       </w:pPr>
@@ -1600,7 +1810,7 @@
       <w:pPr>
         <w:numPr>
           <w:ilvl w:val="0"/>
-          <w:numId w:val="1007"/>
+          <w:numId w:val="1010"/>
         </w:numPr>
         <w:pStyle w:val="Compact"/>
       </w:pPr>
@@ -1638,7 +1848,7 @@
       <w:pPr>
         <w:numPr>
           <w:ilvl w:val="0"/>
-          <w:numId w:val="1007"/>
+          <w:numId w:val="1010"/>
         </w:numPr>
         <w:pStyle w:val="Compact"/>
       </w:pPr>
@@ -1670,7 +1880,7 @@
       <w:pPr>
         <w:numPr>
           <w:ilvl w:val="0"/>
-          <w:numId w:val="1008"/>
+          <w:numId w:val="1011"/>
         </w:numPr>
         <w:pStyle w:val="Compact"/>
       </w:pPr>
@@ -1682,7 +1892,7 @@
       <w:pPr>
         <w:numPr>
           <w:ilvl w:val="0"/>
-          <w:numId w:val="1008"/>
+          <w:numId w:val="1011"/>
         </w:numPr>
         <w:pStyle w:val="Compact"/>
       </w:pPr>
@@ -1724,7 +1934,7 @@
       <w:pPr>
         <w:numPr>
           <w:ilvl w:val="0"/>
-          <w:numId w:val="1008"/>
+          <w:numId w:val="1011"/>
         </w:numPr>
         <w:pStyle w:val="Compact"/>
       </w:pPr>
@@ -1840,7 +2050,7 @@
       <w:pPr>
         <w:numPr>
           <w:ilvl w:val="0"/>
-          <w:numId w:val="1009"/>
+          <w:numId w:val="1012"/>
         </w:numPr>
         <w:pStyle w:val="Compact"/>
       </w:pPr>
@@ -1862,7 +2072,7 @@
       <w:pPr>
         <w:numPr>
           <w:ilvl w:val="0"/>
-          <w:numId w:val="1009"/>
+          <w:numId w:val="1012"/>
         </w:numPr>
         <w:pStyle w:val="Compact"/>
       </w:pPr>
@@ -1920,7 +2130,7 @@
       <w:pPr>
         <w:numPr>
           <w:ilvl w:val="0"/>
-          <w:numId w:val="1009"/>
+          <w:numId w:val="1012"/>
         </w:numPr>
         <w:pStyle w:val="Compact"/>
       </w:pPr>
@@ -1942,7 +2152,7 @@
       <w:pPr>
         <w:numPr>
           <w:ilvl w:val="0"/>
-          <w:numId w:val="1009"/>
+          <w:numId w:val="1012"/>
         </w:numPr>
         <w:pStyle w:val="Compact"/>
       </w:pPr>
@@ -1980,7 +2190,7 @@
       <w:pPr>
         <w:numPr>
           <w:ilvl w:val="0"/>
-          <w:numId w:val="1009"/>
+          <w:numId w:val="1012"/>
         </w:numPr>
         <w:pStyle w:val="Compact"/>
       </w:pPr>
@@ -2082,7 +2292,7 @@
       <w:pPr>
         <w:numPr>
           <w:ilvl w:val="0"/>
-          <w:numId w:val="1010"/>
+          <w:numId w:val="1013"/>
         </w:numPr>
         <w:pStyle w:val="Compact"/>
       </w:pPr>
@@ -2104,7 +2314,7 @@
       <w:pPr>
         <w:numPr>
           <w:ilvl w:val="0"/>
-          <w:numId w:val="1010"/>
+          <w:numId w:val="1013"/>
         </w:numPr>
         <w:pStyle w:val="Compact"/>
       </w:pPr>
@@ -2126,7 +2336,7 @@
       <w:pPr>
         <w:numPr>
           <w:ilvl w:val="0"/>
-          <w:numId w:val="1010"/>
+          <w:numId w:val="1013"/>
         </w:numPr>
         <w:pStyle w:val="Compact"/>
       </w:pPr>
@@ -2148,7 +2358,7 @@
       <w:pPr>
         <w:numPr>
           <w:ilvl w:val="0"/>
-          <w:numId w:val="1010"/>
+          <w:numId w:val="1013"/>
         </w:numPr>
         <w:pStyle w:val="Compact"/>
       </w:pPr>
@@ -2170,7 +2380,7 @@
       <w:pPr>
         <w:numPr>
           <w:ilvl w:val="0"/>
-          <w:numId w:val="1010"/>
+          <w:numId w:val="1013"/>
         </w:numPr>
         <w:pStyle w:val="Compact"/>
       </w:pPr>
@@ -2192,7 +2402,7 @@
       <w:pPr>
         <w:numPr>
           <w:ilvl w:val="0"/>
-          <w:numId w:val="1010"/>
+          <w:numId w:val="1013"/>
         </w:numPr>
         <w:pStyle w:val="Compact"/>
       </w:pPr>
@@ -2214,7 +2424,7 @@
       <w:pPr>
         <w:numPr>
           <w:ilvl w:val="0"/>
-          <w:numId w:val="1010"/>
+          <w:numId w:val="1013"/>
         </w:numPr>
         <w:pStyle w:val="Compact"/>
       </w:pPr>
@@ -2236,7 +2446,7 @@
       <w:pPr>
         <w:numPr>
           <w:ilvl w:val="0"/>
-          <w:numId w:val="1010"/>
+          <w:numId w:val="1013"/>
         </w:numPr>
         <w:pStyle w:val="Compact"/>
       </w:pPr>
@@ -2258,7 +2468,7 @@
       <w:pPr>
         <w:numPr>
           <w:ilvl w:val="0"/>
-          <w:numId w:val="1010"/>
+          <w:numId w:val="1013"/>
         </w:numPr>
         <w:pStyle w:val="Compact"/>
       </w:pPr>
@@ -2563,34 +2773,7 @@
     <w:abstractNumId w:val="991"/>
   </w:num>
   <w:num w:numId="1006">
-    <w:abstractNumId w:val="99411"/>
-    <w:lvlOverride w:ilvl="0">
-      <w:startOverride w:val="1"/>
-    </w:lvlOverride>
-    <w:lvlOverride w:ilvl="1">
-      <w:startOverride w:val="1"/>
-    </w:lvlOverride>
-    <w:lvlOverride w:ilvl="2">
-      <w:startOverride w:val="1"/>
-    </w:lvlOverride>
-    <w:lvlOverride w:ilvl="3">
-      <w:startOverride w:val="1"/>
-    </w:lvlOverride>
-    <w:lvlOverride w:ilvl="4">
-      <w:startOverride w:val="1"/>
-    </w:lvlOverride>
-    <w:lvlOverride w:ilvl="5">
-      <w:startOverride w:val="1"/>
-    </w:lvlOverride>
-    <w:lvlOverride w:ilvl="6">
-      <w:startOverride w:val="1"/>
-    </w:lvlOverride>
-    <w:lvlOverride w:ilvl="7">
-      <w:startOverride w:val="1"/>
-    </w:lvlOverride>
-    <w:lvlOverride w:ilvl="8">
-      <w:startOverride w:val="1"/>
-    </w:lvlOverride>
+    <w:abstractNumId w:val="991"/>
   </w:num>
   <w:num w:numId="1007">
     <w:abstractNumId w:val="991"/>
@@ -2629,6 +2812,42 @@
     </w:lvlOverride>
   </w:num>
   <w:num w:numId="1010">
+    <w:abstractNumId w:val="991"/>
+  </w:num>
+  <w:num w:numId="1011">
+    <w:abstractNumId w:val="991"/>
+  </w:num>
+  <w:num w:numId="1012">
+    <w:abstractNumId w:val="99411"/>
+    <w:lvlOverride w:ilvl="0">
+      <w:startOverride w:val="1"/>
+    </w:lvlOverride>
+    <w:lvlOverride w:ilvl="1">
+      <w:startOverride w:val="1"/>
+    </w:lvlOverride>
+    <w:lvlOverride w:ilvl="2">
+      <w:startOverride w:val="1"/>
+    </w:lvlOverride>
+    <w:lvlOverride w:ilvl="3">
+      <w:startOverride w:val="1"/>
+    </w:lvlOverride>
+    <w:lvlOverride w:ilvl="4">
+      <w:startOverride w:val="1"/>
+    </w:lvlOverride>
+    <w:lvlOverride w:ilvl="5">
+      <w:startOverride w:val="1"/>
+    </w:lvlOverride>
+    <w:lvlOverride w:ilvl="6">
+      <w:startOverride w:val="1"/>
+    </w:lvlOverride>
+    <w:lvlOverride w:ilvl="7">
+      <w:startOverride w:val="1"/>
+    </w:lvlOverride>
+    <w:lvlOverride w:ilvl="8">
+      <w:startOverride w:val="1"/>
+    </w:lvlOverride>
+  </w:num>
+  <w:num w:numId="1013">
     <w:abstractNumId w:val="99411"/>
     <w:lvlOverride w:ilvl="0">
       <w:startOverride w:val="1"/>
